--- a/STARLAB_Unit_1/Student Handouts/07_Question_Quality_Test.docx
+++ b/STARLAB_Unit_1/Student Handouts/07_Question_Quality_Test.docx
@@ -4,7 +4,22 @@
   <w:body>
     <w:p>
       <w:pPr>
-        <w:pStyle w:val="Heading1"/>
+        <w:pStyle w:val="STARLABKicker"/>
+      </w:pPr>
+      <w:r>
+        <w:rPr>
+          <w:rFonts w:ascii="Arial" w:hAnsi="Arial" w:eastAsia="Arial" w:cs="Arial"/>
+          <w:color w:val="E31B23"/>
+          <w:sz w:val="18"/>
+          <w:szCs w:val="18"/>
+          <w:b w:val="1"/>
+        </w:rPr>
+        <w:t>STARLAB</w:t>
+      </w:r>
+    </w:p>
+    <w:p>
+      <w:pPr>
+        <w:pStyle w:val="STARLABResourceTitle"/>
         <w:keepNext w:val="0"/>
         <w:keepLines w:val="0"/>
         <w:spacing w:before="480" w:lineRule="auto"/>
@@ -15,18 +30,39 @@
           <w:szCs w:val="46"/>
         </w:rPr>
       </w:pPr>
-      <w:bookmarkStart w:colFirst="0" w:colLast="0" w:name="_3tjqrxtwyeb6" w:id="73"/>
-      <w:bookmarkEnd w:id="73"/>
       <w:r>
         <w:rPr>
+          <w:rFonts w:ascii="Arial" w:hAnsi="Arial" w:eastAsia="Arial" w:cs="Arial"/>
+          <w:color w:val="111111"/>
+          <w:sz w:val="38"/>
+          <w:szCs w:val="38"/>
           <w:b w:val="1"/>
-          <w:bCs w:val="1"/>
-          <w:sz w:val="46"/>
-          <w:szCs w:val="46"/>
-          <w:rtl w:val="0"/>
         </w:rPr>
-        <w:t xml:space="preserve">Student Handout 7: Question Quality Test</w:t>
+        <w:t>Question Quality Test</w:t>
       </w:r>
+    </w:p>
+    <w:p>
+      <w:pPr>
+        <w:pStyle w:val="STARLABResourceMeta"/>
+      </w:pPr>
+      <w:r>
+        <w:rPr>
+          <w:rFonts w:ascii="Arial" w:hAnsi="Arial" w:eastAsia="Arial" w:cs="Arial"/>
+          <w:color w:val="555555"/>
+          <w:sz w:val="17"/>
+          <w:szCs w:val="17"/>
+          <w:b w:val="1"/>
+        </w:rPr>
+        <w:t>Unit 1 | Student Handout 7 | Week 2 | Required</w:t>
+      </w:r>
+    </w:p>
+    <w:p>
+      <w:pPr>
+        <w:pStyle w:val="STARLABDivider"/>
+        <w:pBdr>
+          <w:bottom w:val="single" w:sz="12" w:space="1" w:color="E31B23"/>
+        </w:pBdr>
+      </w:pPr>
     </w:p>
     <w:p>
       <w:pPr>
@@ -45,11 +81,13 @@
       <w:bookmarkEnd w:id="74"/>
       <w:r>
         <w:rPr>
+          <w:rFonts w:ascii="Arial" w:hAnsi="Arial" w:eastAsia="Arial" w:cs="Arial"/>
           <w:b w:val="1"/>
           <w:bCs w:val="1"/>
-          <w:sz w:val="34"/>
-          <w:szCs w:val="34"/>
+          <w:sz w:val="22"/>
+          <w:szCs w:val="22"/>
           <w:rtl w:val="0"/>
+          <w:color w:val="111111"/>
         </w:rPr>
         <w:t xml:space="preserve">Purpose</w:t>
       </w:r>
@@ -61,7 +99,11 @@
       </w:pPr>
       <w:r>
         <w:rPr>
+          <w:rFonts w:ascii="Arial" w:hAnsi="Arial" w:eastAsia="Arial" w:cs="Arial"/>
           <w:rtl w:val="0"/>
+          <w:color w:val="111111"/>
+          <w:sz w:val="19"/>
+          <w:szCs w:val="19"/>
         </w:rPr>
         <w:t xml:space="preserve">Not every interesting question is a good STARLAB research question. Use this test to evaluate and improve your possible project ideas.</w:t>
       </w:r>
@@ -83,11 +125,13 @@
       <w:bookmarkEnd w:id="75"/>
       <w:r>
         <w:rPr>
+          <w:rFonts w:ascii="Arial" w:hAnsi="Arial" w:eastAsia="Arial" w:cs="Arial"/>
           <w:b w:val="1"/>
           <w:bCs w:val="1"/>
-          <w:sz w:val="34"/>
-          <w:szCs w:val="34"/>
+          <w:sz w:val="22"/>
+          <w:szCs w:val="22"/>
           <w:rtl w:val="0"/>
+          <w:color w:val="111111"/>
         </w:rPr>
         <w:t xml:space="preserve">Question or Problem Statement</w:t>
       </w:r>
@@ -109,11 +153,13 @@
       <w:bookmarkEnd w:id="76"/>
       <w:r>
         <w:rPr>
+          <w:rFonts w:ascii="Arial" w:hAnsi="Arial" w:eastAsia="Arial" w:cs="Arial"/>
           <w:b w:val="1"/>
           <w:bCs w:val="1"/>
-          <w:sz w:val="34"/>
-          <w:szCs w:val="34"/>
+          <w:sz w:val="22"/>
+          <w:szCs w:val="22"/>
           <w:rtl w:val="0"/>
+          <w:color w:val="111111"/>
         </w:rPr>
         <w:t xml:space="preserve">Quality Test</w:t>
       </w:r>
@@ -121,39 +167,33 @@
     <w:tbl>
       <w:tblPr>
         <w:tblStyle w:val="Table7"/>
-        <w:tblW w:w="9000.0" w:type="dxa"/>
+        <w:tblW w:w="9360" w:type="dxa"/>
         <w:jc w:val="left"/>
         <w:tblBorders>
-          <w:top w:color="000000" w:space="0" w:sz="0" w:val="nil"/>
-          <w:left w:color="000000" w:space="0" w:sz="0" w:val="nil"/>
-          <w:bottom w:color="000000" w:space="0" w:sz="0" w:val="nil"/>
-          <w:right w:color="000000" w:space="0" w:sz="0" w:val="nil"/>
-          <w:insideH w:color="000000" w:space="0" w:sz="0" w:val="nil"/>
-          <w:insideV w:color="000000" w:space="0" w:sz="0" w:val="nil"/>
+          <w:top w:color="D9D9D9" w:space="0" w:sz="6" w:val="single"/>
+          <w:left w:color="D9D9D9" w:space="0" w:sz="6" w:val="single"/>
+          <w:bottom w:color="D9D9D9" w:space="0" w:sz="6" w:val="single"/>
+          <w:right w:color="D9D9D9" w:space="0" w:sz="6" w:val="single"/>
+          <w:insideH w:color="D9D9D9" w:space="0" w:sz="6" w:val="single"/>
+          <w:insideV w:color="D9D9D9" w:space="0" w:sz="6" w:val="single"/>
         </w:tblBorders>
         <w:tblLayout w:type="fixed"/>
         <w:tblLook w:val="0600"/>
+        <w:tblInd w:w="120" w:type="dxa"/>
       </w:tblPr>
       <w:tblGrid>
-        <w:gridCol w:w="5375"/>
-        <w:gridCol w:w="2135"/>
-        <w:gridCol w:w="1490"/>
-        <w:tblGridChange w:id="0">
-          <w:tblGrid>
-            <w:gridCol w:w="5375"/>
-            <w:gridCol w:w="2135"/>
-            <w:gridCol w:w="1490"/>
-          </w:tblGrid>
-        </w:tblGridChange>
+        <w:gridCol w:w="5590"/>
+        <w:gridCol w:w="2220"/>
+        <w:gridCol w:w="1550"/>
       </w:tblGrid>
       <w:tr>
         <w:trPr>
           <w:cantSplit w:val="0"/>
-          <w:trHeight w:val="515" w:hRule="atLeast"/>
-          <w:tblHeader w:val="0"/>
+          <w:tblHeader w:val="true"/>
         </w:trPr>
         <w:tc>
           <w:tcPr>
+            <w:tcW w:type="dxa" w:w="5590"/>
             <w:tcBorders>
               <w:top w:color="000000" w:space="0" w:sz="0" w:val="nil"/>
               <w:left w:color="000000" w:space="0" w:sz="0" w:val="nil"/>
@@ -161,35 +201,49 @@
               <w:right w:color="000000" w:space="0" w:sz="0" w:val="nil"/>
             </w:tcBorders>
             <w:tcMar>
-              <w:top w:w="100.0" w:type="dxa"/>
+              <w:top w:w="80" w:type="dxa"/>
               <w:left w:w="100.0" w:type="dxa"/>
-              <w:bottom w:w="100.0" w:type="dxa"/>
+              <w:bottom w:w="80" w:type="dxa"/>
               <w:right w:w="100.0" w:type="dxa"/>
+              <w:start w:w="120" w:type="dxa"/>
+              <w:end w:w="120" w:type="dxa"/>
             </w:tcMar>
-            <w:vAlign w:val="top"/>
+            <w:vAlign w:val="center"/>
+            <w:shd w:fill="E31B23" w:val="clear"/>
           </w:tcPr>
           <w:p>
             <w:pPr>
+              <w:spacing w:before="0" w:after="40" w:line="240" w:lineRule="auto"/>
               <w:jc w:val="center"/>
               <w:rPr/>
             </w:pPr>
             <w:r>
               <w:rPr>
+                <w:rFonts w:ascii="Arial" w:hAnsi="Arial" w:eastAsia="Arial" w:cs="Arial"/>
                 <w:b w:val="1"/>
                 <w:bCs w:val="1"/>
                 <w:rtl w:val="0"/>
+                <w:color w:val="FFFFFF"/>
+                <w:sz w:val="16"/>
+                <w:szCs w:val="16"/>
               </w:rPr>
               <w:t xml:space="preserve">Test</w:t>
             </w:r>
             <w:r>
               <w:rPr>
+                <w:rFonts w:ascii="Arial" w:hAnsi="Arial" w:eastAsia="Arial" w:cs="Arial"/>
                 <w:rtl w:val="0"/>
+                <w:color w:val="FFFFFF"/>
+                <w:sz w:val="16"/>
+                <w:szCs w:val="16"/>
+                <w:b w:val="1"/>
               </w:rPr>
             </w:r>
           </w:p>
         </w:tc>
         <w:tc>
           <w:tcPr>
+            <w:tcW w:type="dxa" w:w="2220"/>
             <w:tcBorders>
               <w:top w:color="000000" w:space="0" w:sz="0" w:val="nil"/>
               <w:left w:color="000000" w:space="0" w:sz="0" w:val="nil"/>
@@ -197,35 +251,49 @@
               <w:right w:color="000000" w:space="0" w:sz="0" w:val="nil"/>
             </w:tcBorders>
             <w:tcMar>
-              <w:top w:w="100.0" w:type="dxa"/>
+              <w:top w:w="80" w:type="dxa"/>
               <w:left w:w="100.0" w:type="dxa"/>
-              <w:bottom w:w="100.0" w:type="dxa"/>
+              <w:bottom w:w="80" w:type="dxa"/>
               <w:right w:w="100.0" w:type="dxa"/>
+              <w:start w:w="120" w:type="dxa"/>
+              <w:end w:w="120" w:type="dxa"/>
             </w:tcMar>
-            <w:vAlign w:val="top"/>
+            <w:vAlign w:val="center"/>
+            <w:shd w:fill="E31B23" w:val="clear"/>
           </w:tcPr>
           <w:p>
             <w:pPr>
+              <w:spacing w:before="0" w:after="40" w:line="240" w:lineRule="auto"/>
               <w:jc w:val="center"/>
               <w:rPr/>
             </w:pPr>
             <w:r>
               <w:rPr>
+                <w:rFonts w:ascii="Arial" w:hAnsi="Arial" w:eastAsia="Arial" w:cs="Arial"/>
                 <w:b w:val="1"/>
                 <w:bCs w:val="1"/>
                 <w:rtl w:val="0"/>
+                <w:color w:val="FFFFFF"/>
+                <w:sz w:val="16"/>
+                <w:szCs w:val="16"/>
               </w:rPr>
               <w:t xml:space="preserve">Yes, No, or Unsure</w:t>
             </w:r>
             <w:r>
               <w:rPr>
+                <w:rFonts w:ascii="Arial" w:hAnsi="Arial" w:eastAsia="Arial" w:cs="Arial"/>
                 <w:rtl w:val="0"/>
+                <w:color w:val="FFFFFF"/>
+                <w:sz w:val="16"/>
+                <w:szCs w:val="16"/>
+                <w:b w:val="1"/>
               </w:rPr>
             </w:r>
           </w:p>
         </w:tc>
         <w:tc>
           <w:tcPr>
+            <w:tcW w:type="dxa" w:w="1550"/>
             <w:tcBorders>
               <w:top w:color="000000" w:space="0" w:sz="0" w:val="nil"/>
               <w:left w:color="000000" w:space="0" w:sz="0" w:val="nil"/>
@@ -233,29 +301,42 @@
               <w:right w:color="000000" w:space="0" w:sz="0" w:val="nil"/>
             </w:tcBorders>
             <w:tcMar>
-              <w:top w:w="100.0" w:type="dxa"/>
+              <w:top w:w="80" w:type="dxa"/>
               <w:left w:w="100.0" w:type="dxa"/>
-              <w:bottom w:w="100.0" w:type="dxa"/>
+              <w:bottom w:w="80" w:type="dxa"/>
               <w:right w:w="100.0" w:type="dxa"/>
+              <w:start w:w="120" w:type="dxa"/>
+              <w:end w:w="120" w:type="dxa"/>
             </w:tcMar>
-            <w:vAlign w:val="top"/>
+            <w:vAlign w:val="center"/>
+            <w:shd w:fill="E31B23" w:val="clear"/>
           </w:tcPr>
           <w:p>
             <w:pPr>
+              <w:spacing w:before="0" w:after="40" w:line="240" w:lineRule="auto"/>
               <w:jc w:val="center"/>
               <w:rPr/>
             </w:pPr>
             <w:r>
               <w:rPr>
+                <w:rFonts w:ascii="Arial" w:hAnsi="Arial" w:eastAsia="Arial" w:cs="Arial"/>
                 <w:b w:val="1"/>
                 <w:bCs w:val="1"/>
                 <w:rtl w:val="0"/>
+                <w:color w:val="FFFFFF"/>
+                <w:sz w:val="16"/>
+                <w:szCs w:val="16"/>
               </w:rPr>
               <w:t xml:space="preserve">Explanation</w:t>
             </w:r>
             <w:r>
               <w:rPr>
+                <w:rFonts w:ascii="Arial" w:hAnsi="Arial" w:eastAsia="Arial" w:cs="Arial"/>
                 <w:rtl w:val="0"/>
+                <w:color w:val="FFFFFF"/>
+                <w:sz w:val="16"/>
+                <w:szCs w:val="16"/>
+                <w:b w:val="1"/>
               </w:rPr>
             </w:r>
           </w:p>
@@ -264,11 +345,11 @@
       <w:tr>
         <w:trPr>
           <w:cantSplit w:val="0"/>
-          <w:trHeight w:val="515" w:hRule="atLeast"/>
           <w:tblHeader w:val="0"/>
         </w:trPr>
         <w:tc>
           <w:tcPr>
+            <w:tcW w:type="dxa" w:w="5590"/>
             <w:tcBorders>
               <w:top w:color="000000" w:space="0" w:sz="0" w:val="nil"/>
               <w:left w:color="000000" w:space="0" w:sz="0" w:val="nil"/>
@@ -276,20 +357,29 @@
               <w:right w:color="000000" w:space="0" w:sz="0" w:val="nil"/>
             </w:tcBorders>
             <w:tcMar>
-              <w:top w:w="100.0" w:type="dxa"/>
+              <w:top w:w="80" w:type="dxa"/>
               <w:left w:w="100.0" w:type="dxa"/>
-              <w:bottom w:w="100.0" w:type="dxa"/>
+              <w:bottom w:w="80" w:type="dxa"/>
               <w:right w:w="100.0" w:type="dxa"/>
+              <w:start w:w="120" w:type="dxa"/>
+              <w:end w:w="120" w:type="dxa"/>
             </w:tcMar>
-            <w:vAlign w:val="top"/>
+            <w:vAlign w:val="center"/>
+            <w:shd w:fill="FFFFFF" w:val="clear"/>
           </w:tcPr>
           <w:p>
             <w:pPr>
+              <w:spacing w:before="0" w:after="40" w:line="240" w:lineRule="auto"/>
+              <w:jc w:val="left"/>
               <w:rPr/>
             </w:pPr>
             <w:r>
               <w:rPr>
+                <w:rFonts w:ascii="Arial" w:hAnsi="Arial" w:eastAsia="Arial" w:cs="Arial"/>
                 <w:rtl w:val="0"/>
+                <w:color w:val="111111"/>
+                <w:sz w:val="18"/>
+                <w:szCs w:val="18"/>
               </w:rPr>
               <w:t xml:space="preserve">Is it specific?</w:t>
             </w:r>
@@ -297,6 +387,7 @@
         </w:tc>
         <w:tc>
           <w:tcPr>
+            <w:tcW w:type="dxa" w:w="2220"/>
             <w:tcBorders>
               <w:top w:color="000000" w:space="0" w:sz="0" w:val="nil"/>
               <w:left w:color="000000" w:space="0" w:sz="0" w:val="nil"/>
@@ -304,26 +395,36 @@
               <w:right w:color="000000" w:space="0" w:sz="0" w:val="nil"/>
             </w:tcBorders>
             <w:tcMar>
-              <w:top w:w="100.0" w:type="dxa"/>
+              <w:top w:w="80" w:type="dxa"/>
               <w:left w:w="100.0" w:type="dxa"/>
-              <w:bottom w:w="100.0" w:type="dxa"/>
+              <w:bottom w:w="80" w:type="dxa"/>
               <w:right w:w="100.0" w:type="dxa"/>
+              <w:start w:w="120" w:type="dxa"/>
+              <w:end w:w="120" w:type="dxa"/>
             </w:tcMar>
-            <w:vAlign w:val="top"/>
+            <w:vAlign w:val="center"/>
+            <w:shd w:fill="FFFFFF" w:val="clear"/>
           </w:tcPr>
           <w:p>
             <w:pPr>
+              <w:spacing w:before="0" w:after="40" w:line="240" w:lineRule="auto"/>
+              <w:jc w:val="left"/>
               <w:rPr/>
             </w:pPr>
             <w:r>
               <w:rPr>
+                <w:rFonts w:ascii="Arial" w:hAnsi="Arial" w:eastAsia="Arial" w:cs="Arial"/>
                 <w:rtl w:val="0"/>
+                <w:color w:val="111111"/>
+                <w:sz w:val="18"/>
+                <w:szCs w:val="18"/>
               </w:rPr>
             </w:r>
           </w:p>
         </w:tc>
         <w:tc>
           <w:tcPr>
+            <w:tcW w:type="dxa" w:w="1550"/>
             <w:tcBorders>
               <w:top w:color="000000" w:space="0" w:sz="0" w:val="nil"/>
               <w:left w:color="000000" w:space="0" w:sz="0" w:val="nil"/>
@@ -331,20 +432,29 @@
               <w:right w:color="000000" w:space="0" w:sz="0" w:val="nil"/>
             </w:tcBorders>
             <w:tcMar>
-              <w:top w:w="100.0" w:type="dxa"/>
+              <w:top w:w="80" w:type="dxa"/>
               <w:left w:w="100.0" w:type="dxa"/>
-              <w:bottom w:w="100.0" w:type="dxa"/>
+              <w:bottom w:w="80" w:type="dxa"/>
               <w:right w:w="100.0" w:type="dxa"/>
+              <w:start w:w="120" w:type="dxa"/>
+              <w:end w:w="120" w:type="dxa"/>
             </w:tcMar>
-            <w:vAlign w:val="top"/>
+            <w:vAlign w:val="center"/>
+            <w:shd w:fill="FFFFFF" w:val="clear"/>
           </w:tcPr>
           <w:p>
             <w:pPr>
+              <w:spacing w:before="0" w:after="40" w:line="240" w:lineRule="auto"/>
+              <w:jc w:val="left"/>
               <w:rPr/>
             </w:pPr>
             <w:r>
               <w:rPr>
+                <w:rFonts w:ascii="Arial" w:hAnsi="Arial" w:eastAsia="Arial" w:cs="Arial"/>
                 <w:rtl w:val="0"/>
+                <w:color w:val="111111"/>
+                <w:sz w:val="18"/>
+                <w:szCs w:val="18"/>
               </w:rPr>
             </w:r>
           </w:p>
@@ -353,11 +463,11 @@
       <w:tr>
         <w:trPr>
           <w:cantSplit w:val="0"/>
-          <w:trHeight w:val="515" w:hRule="atLeast"/>
           <w:tblHeader w:val="0"/>
         </w:trPr>
         <w:tc>
           <w:tcPr>
+            <w:tcW w:type="dxa" w:w="5590"/>
             <w:tcBorders>
               <w:top w:color="000000" w:space="0" w:sz="0" w:val="nil"/>
               <w:left w:color="000000" w:space="0" w:sz="0" w:val="nil"/>
@@ -365,20 +475,29 @@
               <w:right w:color="000000" w:space="0" w:sz="0" w:val="nil"/>
             </w:tcBorders>
             <w:tcMar>
-              <w:top w:w="100.0" w:type="dxa"/>
+              <w:top w:w="80" w:type="dxa"/>
               <w:left w:w="100.0" w:type="dxa"/>
-              <w:bottom w:w="100.0" w:type="dxa"/>
+              <w:bottom w:w="80" w:type="dxa"/>
               <w:right w:w="100.0" w:type="dxa"/>
+              <w:start w:w="120" w:type="dxa"/>
+              <w:end w:w="120" w:type="dxa"/>
             </w:tcMar>
-            <w:vAlign w:val="top"/>
+            <w:vAlign w:val="center"/>
+            <w:shd w:fill="F2F2F2" w:val="clear"/>
           </w:tcPr>
           <w:p>
             <w:pPr>
+              <w:spacing w:before="0" w:after="40" w:line="240" w:lineRule="auto"/>
+              <w:jc w:val="left"/>
               <w:rPr/>
             </w:pPr>
             <w:r>
               <w:rPr>
+                <w:rFonts w:ascii="Arial" w:hAnsi="Arial" w:eastAsia="Arial" w:cs="Arial"/>
                 <w:rtl w:val="0"/>
+                <w:color w:val="111111"/>
+                <w:sz w:val="18"/>
+                <w:szCs w:val="18"/>
               </w:rPr>
               <w:t xml:space="preserve">Is it testable or researchable?</w:t>
             </w:r>
@@ -386,6 +505,7 @@
         </w:tc>
         <w:tc>
           <w:tcPr>
+            <w:tcW w:type="dxa" w:w="2220"/>
             <w:tcBorders>
               <w:top w:color="000000" w:space="0" w:sz="0" w:val="nil"/>
               <w:left w:color="000000" w:space="0" w:sz="0" w:val="nil"/>
@@ -393,26 +513,36 @@
               <w:right w:color="000000" w:space="0" w:sz="0" w:val="nil"/>
             </w:tcBorders>
             <w:tcMar>
-              <w:top w:w="100.0" w:type="dxa"/>
+              <w:top w:w="80" w:type="dxa"/>
               <w:left w:w="100.0" w:type="dxa"/>
-              <w:bottom w:w="100.0" w:type="dxa"/>
+              <w:bottom w:w="80" w:type="dxa"/>
               <w:right w:w="100.0" w:type="dxa"/>
+              <w:start w:w="120" w:type="dxa"/>
+              <w:end w:w="120" w:type="dxa"/>
             </w:tcMar>
-            <w:vAlign w:val="top"/>
+            <w:vAlign w:val="center"/>
+            <w:shd w:fill="F2F2F2" w:val="clear"/>
           </w:tcPr>
           <w:p>
             <w:pPr>
+              <w:spacing w:before="0" w:after="40" w:line="240" w:lineRule="auto"/>
+              <w:jc w:val="left"/>
               <w:rPr/>
             </w:pPr>
             <w:r>
               <w:rPr>
+                <w:rFonts w:ascii="Arial" w:hAnsi="Arial" w:eastAsia="Arial" w:cs="Arial"/>
                 <w:rtl w:val="0"/>
+                <w:color w:val="111111"/>
+                <w:sz w:val="18"/>
+                <w:szCs w:val="18"/>
               </w:rPr>
             </w:r>
           </w:p>
         </w:tc>
         <w:tc>
           <w:tcPr>
+            <w:tcW w:type="dxa" w:w="1550"/>
             <w:tcBorders>
               <w:top w:color="000000" w:space="0" w:sz="0" w:val="nil"/>
               <w:left w:color="000000" w:space="0" w:sz="0" w:val="nil"/>
@@ -420,20 +550,29 @@
               <w:right w:color="000000" w:space="0" w:sz="0" w:val="nil"/>
             </w:tcBorders>
             <w:tcMar>
-              <w:top w:w="100.0" w:type="dxa"/>
+              <w:top w:w="80" w:type="dxa"/>
               <w:left w:w="100.0" w:type="dxa"/>
-              <w:bottom w:w="100.0" w:type="dxa"/>
+              <w:bottom w:w="80" w:type="dxa"/>
               <w:right w:w="100.0" w:type="dxa"/>
+              <w:start w:w="120" w:type="dxa"/>
+              <w:end w:w="120" w:type="dxa"/>
             </w:tcMar>
-            <w:vAlign w:val="top"/>
+            <w:vAlign w:val="center"/>
+            <w:shd w:fill="F2F2F2" w:val="clear"/>
           </w:tcPr>
           <w:p>
             <w:pPr>
+              <w:spacing w:before="0" w:after="40" w:line="240" w:lineRule="auto"/>
+              <w:jc w:val="left"/>
               <w:rPr/>
             </w:pPr>
             <w:r>
               <w:rPr>
+                <w:rFonts w:ascii="Arial" w:hAnsi="Arial" w:eastAsia="Arial" w:cs="Arial"/>
                 <w:rtl w:val="0"/>
+                <w:color w:val="111111"/>
+                <w:sz w:val="18"/>
+                <w:szCs w:val="18"/>
               </w:rPr>
             </w:r>
           </w:p>
@@ -442,11 +581,11 @@
       <w:tr>
         <w:trPr>
           <w:cantSplit w:val="0"/>
-          <w:trHeight w:val="515" w:hRule="atLeast"/>
           <w:tblHeader w:val="0"/>
         </w:trPr>
         <w:tc>
           <w:tcPr>
+            <w:tcW w:type="dxa" w:w="5590"/>
             <w:tcBorders>
               <w:top w:color="000000" w:space="0" w:sz="0" w:val="nil"/>
               <w:left w:color="000000" w:space="0" w:sz="0" w:val="nil"/>
@@ -454,20 +593,29 @@
               <w:right w:color="000000" w:space="0" w:sz="0" w:val="nil"/>
             </w:tcBorders>
             <w:tcMar>
-              <w:top w:w="100.0" w:type="dxa"/>
+              <w:top w:w="80" w:type="dxa"/>
               <w:left w:w="100.0" w:type="dxa"/>
-              <w:bottom w:w="100.0" w:type="dxa"/>
+              <w:bottom w:w="80" w:type="dxa"/>
               <w:right w:w="100.0" w:type="dxa"/>
+              <w:start w:w="120" w:type="dxa"/>
+              <w:end w:w="120" w:type="dxa"/>
             </w:tcMar>
-            <w:vAlign w:val="top"/>
+            <w:vAlign w:val="center"/>
+            <w:shd w:fill="FFFFFF" w:val="clear"/>
           </w:tcPr>
           <w:p>
             <w:pPr>
+              <w:spacing w:before="0" w:after="40" w:line="240" w:lineRule="auto"/>
+              <w:jc w:val="left"/>
               <w:rPr/>
             </w:pPr>
             <w:r>
               <w:rPr>
+                <w:rFonts w:ascii="Arial" w:hAnsi="Arial" w:eastAsia="Arial" w:cs="Arial"/>
                 <w:rtl w:val="0"/>
+                <w:color w:val="111111"/>
+                <w:sz w:val="18"/>
+                <w:szCs w:val="18"/>
               </w:rPr>
               <w:t xml:space="preserve">Can data be collected?</w:t>
             </w:r>
@@ -475,6 +623,7 @@
         </w:tc>
         <w:tc>
           <w:tcPr>
+            <w:tcW w:type="dxa" w:w="2220"/>
             <w:tcBorders>
               <w:top w:color="000000" w:space="0" w:sz="0" w:val="nil"/>
               <w:left w:color="000000" w:space="0" w:sz="0" w:val="nil"/>
@@ -482,26 +631,36 @@
               <w:right w:color="000000" w:space="0" w:sz="0" w:val="nil"/>
             </w:tcBorders>
             <w:tcMar>
-              <w:top w:w="100.0" w:type="dxa"/>
+              <w:top w:w="80" w:type="dxa"/>
               <w:left w:w="100.0" w:type="dxa"/>
-              <w:bottom w:w="100.0" w:type="dxa"/>
+              <w:bottom w:w="80" w:type="dxa"/>
               <w:right w:w="100.0" w:type="dxa"/>
+              <w:start w:w="120" w:type="dxa"/>
+              <w:end w:w="120" w:type="dxa"/>
             </w:tcMar>
-            <w:vAlign w:val="top"/>
+            <w:vAlign w:val="center"/>
+            <w:shd w:fill="FFFFFF" w:val="clear"/>
           </w:tcPr>
           <w:p>
             <w:pPr>
+              <w:spacing w:before="0" w:after="40" w:line="240" w:lineRule="auto"/>
+              <w:jc w:val="left"/>
               <w:rPr/>
             </w:pPr>
             <w:r>
               <w:rPr>
+                <w:rFonts w:ascii="Arial" w:hAnsi="Arial" w:eastAsia="Arial" w:cs="Arial"/>
                 <w:rtl w:val="0"/>
+                <w:color w:val="111111"/>
+                <w:sz w:val="18"/>
+                <w:szCs w:val="18"/>
               </w:rPr>
             </w:r>
           </w:p>
         </w:tc>
         <w:tc>
           <w:tcPr>
+            <w:tcW w:type="dxa" w:w="1550"/>
             <w:tcBorders>
               <w:top w:color="000000" w:space="0" w:sz="0" w:val="nil"/>
               <w:left w:color="000000" w:space="0" w:sz="0" w:val="nil"/>
@@ -509,20 +668,29 @@
               <w:right w:color="000000" w:space="0" w:sz="0" w:val="nil"/>
             </w:tcBorders>
             <w:tcMar>
-              <w:top w:w="100.0" w:type="dxa"/>
+              <w:top w:w="80" w:type="dxa"/>
               <w:left w:w="100.0" w:type="dxa"/>
-              <w:bottom w:w="100.0" w:type="dxa"/>
+              <w:bottom w:w="80" w:type="dxa"/>
               <w:right w:w="100.0" w:type="dxa"/>
+              <w:start w:w="120" w:type="dxa"/>
+              <w:end w:w="120" w:type="dxa"/>
             </w:tcMar>
-            <w:vAlign w:val="top"/>
+            <w:vAlign w:val="center"/>
+            <w:shd w:fill="FFFFFF" w:val="clear"/>
           </w:tcPr>
           <w:p>
             <w:pPr>
+              <w:spacing w:before="0" w:after="40" w:line="240" w:lineRule="auto"/>
+              <w:jc w:val="left"/>
               <w:rPr/>
             </w:pPr>
             <w:r>
               <w:rPr>
+                <w:rFonts w:ascii="Arial" w:hAnsi="Arial" w:eastAsia="Arial" w:cs="Arial"/>
                 <w:rtl w:val="0"/>
+                <w:color w:val="111111"/>
+                <w:sz w:val="18"/>
+                <w:szCs w:val="18"/>
               </w:rPr>
             </w:r>
           </w:p>
@@ -531,11 +699,11 @@
       <w:tr>
         <w:trPr>
           <w:cantSplit w:val="0"/>
-          <w:trHeight w:val="515" w:hRule="atLeast"/>
           <w:tblHeader w:val="0"/>
         </w:trPr>
         <w:tc>
           <w:tcPr>
+            <w:tcW w:type="dxa" w:w="5590"/>
             <w:tcBorders>
               <w:top w:color="000000" w:space="0" w:sz="0" w:val="nil"/>
               <w:left w:color="000000" w:space="0" w:sz="0" w:val="nil"/>
@@ -543,20 +711,29 @@
               <w:right w:color="000000" w:space="0" w:sz="0" w:val="nil"/>
             </w:tcBorders>
             <w:tcMar>
-              <w:top w:w="100.0" w:type="dxa"/>
+              <w:top w:w="80" w:type="dxa"/>
               <w:left w:w="100.0" w:type="dxa"/>
-              <w:bottom w:w="100.0" w:type="dxa"/>
+              <w:bottom w:w="80" w:type="dxa"/>
               <w:right w:w="100.0" w:type="dxa"/>
+              <w:start w:w="120" w:type="dxa"/>
+              <w:end w:w="120" w:type="dxa"/>
             </w:tcMar>
-            <w:vAlign w:val="top"/>
+            <w:vAlign w:val="center"/>
+            <w:shd w:fill="F2F2F2" w:val="clear"/>
           </w:tcPr>
           <w:p>
             <w:pPr>
+              <w:spacing w:before="0" w:after="40" w:line="240" w:lineRule="auto"/>
+              <w:jc w:val="left"/>
               <w:rPr/>
             </w:pPr>
             <w:r>
               <w:rPr>
+                <w:rFonts w:ascii="Arial" w:hAnsi="Arial" w:eastAsia="Arial" w:cs="Arial"/>
                 <w:rtl w:val="0"/>
+                <w:color w:val="111111"/>
+                <w:sz w:val="18"/>
+                <w:szCs w:val="18"/>
               </w:rPr>
               <w:t xml:space="preserve">Is it measurable?</w:t>
             </w:r>
@@ -564,6 +741,7 @@
         </w:tc>
         <w:tc>
           <w:tcPr>
+            <w:tcW w:type="dxa" w:w="2220"/>
             <w:tcBorders>
               <w:top w:color="000000" w:space="0" w:sz="0" w:val="nil"/>
               <w:left w:color="000000" w:space="0" w:sz="0" w:val="nil"/>
@@ -571,26 +749,36 @@
               <w:right w:color="000000" w:space="0" w:sz="0" w:val="nil"/>
             </w:tcBorders>
             <w:tcMar>
-              <w:top w:w="100.0" w:type="dxa"/>
+              <w:top w:w="80" w:type="dxa"/>
               <w:left w:w="100.0" w:type="dxa"/>
-              <w:bottom w:w="100.0" w:type="dxa"/>
+              <w:bottom w:w="80" w:type="dxa"/>
               <w:right w:w="100.0" w:type="dxa"/>
+              <w:start w:w="120" w:type="dxa"/>
+              <w:end w:w="120" w:type="dxa"/>
             </w:tcMar>
-            <w:vAlign w:val="top"/>
+            <w:vAlign w:val="center"/>
+            <w:shd w:fill="F2F2F2" w:val="clear"/>
           </w:tcPr>
           <w:p>
             <w:pPr>
+              <w:spacing w:before="0" w:after="40" w:line="240" w:lineRule="auto"/>
+              <w:jc w:val="left"/>
               <w:rPr/>
             </w:pPr>
             <w:r>
               <w:rPr>
+                <w:rFonts w:ascii="Arial" w:hAnsi="Arial" w:eastAsia="Arial" w:cs="Arial"/>
                 <w:rtl w:val="0"/>
+                <w:color w:val="111111"/>
+                <w:sz w:val="18"/>
+                <w:szCs w:val="18"/>
               </w:rPr>
             </w:r>
           </w:p>
         </w:tc>
         <w:tc>
           <w:tcPr>
+            <w:tcW w:type="dxa" w:w="1550"/>
             <w:tcBorders>
               <w:top w:color="000000" w:space="0" w:sz="0" w:val="nil"/>
               <w:left w:color="000000" w:space="0" w:sz="0" w:val="nil"/>
@@ -598,20 +786,29 @@
               <w:right w:color="000000" w:space="0" w:sz="0" w:val="nil"/>
             </w:tcBorders>
             <w:tcMar>
-              <w:top w:w="100.0" w:type="dxa"/>
+              <w:top w:w="80" w:type="dxa"/>
               <w:left w:w="100.0" w:type="dxa"/>
-              <w:bottom w:w="100.0" w:type="dxa"/>
+              <w:bottom w:w="80" w:type="dxa"/>
               <w:right w:w="100.0" w:type="dxa"/>
+              <w:start w:w="120" w:type="dxa"/>
+              <w:end w:w="120" w:type="dxa"/>
             </w:tcMar>
-            <w:vAlign w:val="top"/>
+            <w:vAlign w:val="center"/>
+            <w:shd w:fill="F2F2F2" w:val="clear"/>
           </w:tcPr>
           <w:p>
             <w:pPr>
+              <w:spacing w:before="0" w:after="40" w:line="240" w:lineRule="auto"/>
+              <w:jc w:val="left"/>
               <w:rPr/>
             </w:pPr>
             <w:r>
               <w:rPr>
+                <w:rFonts w:ascii="Arial" w:hAnsi="Arial" w:eastAsia="Arial" w:cs="Arial"/>
                 <w:rtl w:val="0"/>
+                <w:color w:val="111111"/>
+                <w:sz w:val="18"/>
+                <w:szCs w:val="18"/>
               </w:rPr>
             </w:r>
           </w:p>
@@ -620,11 +817,11 @@
       <w:tr>
         <w:trPr>
           <w:cantSplit w:val="0"/>
-          <w:trHeight w:val="515" w:hRule="atLeast"/>
           <w:tblHeader w:val="0"/>
         </w:trPr>
         <w:tc>
           <w:tcPr>
+            <w:tcW w:type="dxa" w:w="5590"/>
             <w:tcBorders>
               <w:top w:color="000000" w:space="0" w:sz="0" w:val="nil"/>
               <w:left w:color="000000" w:space="0" w:sz="0" w:val="nil"/>
@@ -632,20 +829,29 @@
               <w:right w:color="000000" w:space="0" w:sz="0" w:val="nil"/>
             </w:tcBorders>
             <w:tcMar>
-              <w:top w:w="100.0" w:type="dxa"/>
+              <w:top w:w="80" w:type="dxa"/>
               <w:left w:w="100.0" w:type="dxa"/>
-              <w:bottom w:w="100.0" w:type="dxa"/>
+              <w:bottom w:w="80" w:type="dxa"/>
               <w:right w:w="100.0" w:type="dxa"/>
+              <w:start w:w="120" w:type="dxa"/>
+              <w:end w:w="120" w:type="dxa"/>
             </w:tcMar>
-            <w:vAlign w:val="top"/>
+            <w:vAlign w:val="center"/>
+            <w:shd w:fill="FFFFFF" w:val="clear"/>
           </w:tcPr>
           <w:p>
             <w:pPr>
+              <w:spacing w:before="0" w:after="40" w:line="240" w:lineRule="auto"/>
+              <w:jc w:val="left"/>
               <w:rPr/>
             </w:pPr>
             <w:r>
               <w:rPr>
+                <w:rFonts w:ascii="Arial" w:hAnsi="Arial" w:eastAsia="Arial" w:cs="Arial"/>
                 <w:rtl w:val="0"/>
+                <w:color w:val="111111"/>
+                <w:sz w:val="18"/>
+                <w:szCs w:val="18"/>
               </w:rPr>
               <w:t xml:space="preserve">Is it feasible with available time?</w:t>
             </w:r>
@@ -653,6 +859,7 @@
         </w:tc>
         <w:tc>
           <w:tcPr>
+            <w:tcW w:type="dxa" w:w="2220"/>
             <w:tcBorders>
               <w:top w:color="000000" w:space="0" w:sz="0" w:val="nil"/>
               <w:left w:color="000000" w:space="0" w:sz="0" w:val="nil"/>
@@ -660,26 +867,36 @@
               <w:right w:color="000000" w:space="0" w:sz="0" w:val="nil"/>
             </w:tcBorders>
             <w:tcMar>
-              <w:top w:w="100.0" w:type="dxa"/>
+              <w:top w:w="80" w:type="dxa"/>
               <w:left w:w="100.0" w:type="dxa"/>
-              <w:bottom w:w="100.0" w:type="dxa"/>
+              <w:bottom w:w="80" w:type="dxa"/>
               <w:right w:w="100.0" w:type="dxa"/>
+              <w:start w:w="120" w:type="dxa"/>
+              <w:end w:w="120" w:type="dxa"/>
             </w:tcMar>
-            <w:vAlign w:val="top"/>
+            <w:vAlign w:val="center"/>
+            <w:shd w:fill="FFFFFF" w:val="clear"/>
           </w:tcPr>
           <w:p>
             <w:pPr>
+              <w:spacing w:before="0" w:after="40" w:line="240" w:lineRule="auto"/>
+              <w:jc w:val="left"/>
               <w:rPr/>
             </w:pPr>
             <w:r>
               <w:rPr>
+                <w:rFonts w:ascii="Arial" w:hAnsi="Arial" w:eastAsia="Arial" w:cs="Arial"/>
                 <w:rtl w:val="0"/>
+                <w:color w:val="111111"/>
+                <w:sz w:val="18"/>
+                <w:szCs w:val="18"/>
               </w:rPr>
             </w:r>
           </w:p>
         </w:tc>
         <w:tc>
           <w:tcPr>
+            <w:tcW w:type="dxa" w:w="1550"/>
             <w:tcBorders>
               <w:top w:color="000000" w:space="0" w:sz="0" w:val="nil"/>
               <w:left w:color="000000" w:space="0" w:sz="0" w:val="nil"/>
@@ -687,20 +904,29 @@
               <w:right w:color="000000" w:space="0" w:sz="0" w:val="nil"/>
             </w:tcBorders>
             <w:tcMar>
-              <w:top w:w="100.0" w:type="dxa"/>
+              <w:top w:w="80" w:type="dxa"/>
               <w:left w:w="100.0" w:type="dxa"/>
-              <w:bottom w:w="100.0" w:type="dxa"/>
+              <w:bottom w:w="80" w:type="dxa"/>
               <w:right w:w="100.0" w:type="dxa"/>
+              <w:start w:w="120" w:type="dxa"/>
+              <w:end w:w="120" w:type="dxa"/>
             </w:tcMar>
-            <w:vAlign w:val="top"/>
+            <w:vAlign w:val="center"/>
+            <w:shd w:fill="FFFFFF" w:val="clear"/>
           </w:tcPr>
           <w:p>
             <w:pPr>
+              <w:spacing w:before="0" w:after="40" w:line="240" w:lineRule="auto"/>
+              <w:jc w:val="left"/>
               <w:rPr/>
             </w:pPr>
             <w:r>
               <w:rPr>
+                <w:rFonts w:ascii="Arial" w:hAnsi="Arial" w:eastAsia="Arial" w:cs="Arial"/>
                 <w:rtl w:val="0"/>
+                <w:color w:val="111111"/>
+                <w:sz w:val="18"/>
+                <w:szCs w:val="18"/>
               </w:rPr>
             </w:r>
           </w:p>
@@ -709,11 +935,11 @@
       <w:tr>
         <w:trPr>
           <w:cantSplit w:val="0"/>
-          <w:trHeight w:val="515" w:hRule="atLeast"/>
           <w:tblHeader w:val="0"/>
         </w:trPr>
         <w:tc>
           <w:tcPr>
+            <w:tcW w:type="dxa" w:w="5590"/>
             <w:tcBorders>
               <w:top w:color="000000" w:space="0" w:sz="0" w:val="nil"/>
               <w:left w:color="000000" w:space="0" w:sz="0" w:val="nil"/>
@@ -721,20 +947,29 @@
               <w:right w:color="000000" w:space="0" w:sz="0" w:val="nil"/>
             </w:tcBorders>
             <w:tcMar>
-              <w:top w:w="100.0" w:type="dxa"/>
+              <w:top w:w="80" w:type="dxa"/>
               <w:left w:w="100.0" w:type="dxa"/>
-              <w:bottom w:w="100.0" w:type="dxa"/>
+              <w:bottom w:w="80" w:type="dxa"/>
               <w:right w:w="100.0" w:type="dxa"/>
+              <w:start w:w="120" w:type="dxa"/>
+              <w:end w:w="120" w:type="dxa"/>
             </w:tcMar>
-            <w:vAlign w:val="top"/>
+            <w:vAlign w:val="center"/>
+            <w:shd w:fill="F2F2F2" w:val="clear"/>
           </w:tcPr>
           <w:p>
             <w:pPr>
+              <w:spacing w:before="0" w:after="40" w:line="240" w:lineRule="auto"/>
+              <w:jc w:val="left"/>
               <w:rPr/>
             </w:pPr>
             <w:r>
               <w:rPr>
+                <w:rFonts w:ascii="Arial" w:hAnsi="Arial" w:eastAsia="Arial" w:cs="Arial"/>
                 <w:rtl w:val="0"/>
+                <w:color w:val="111111"/>
+                <w:sz w:val="18"/>
+                <w:szCs w:val="18"/>
               </w:rPr>
               <w:t xml:space="preserve">Is it feasible with available materials?</w:t>
             </w:r>
@@ -742,6 +977,7 @@
         </w:tc>
         <w:tc>
           <w:tcPr>
+            <w:tcW w:type="dxa" w:w="2220"/>
             <w:tcBorders>
               <w:top w:color="000000" w:space="0" w:sz="0" w:val="nil"/>
               <w:left w:color="000000" w:space="0" w:sz="0" w:val="nil"/>
@@ -749,26 +985,36 @@
               <w:right w:color="000000" w:space="0" w:sz="0" w:val="nil"/>
             </w:tcBorders>
             <w:tcMar>
-              <w:top w:w="100.0" w:type="dxa"/>
+              <w:top w:w="80" w:type="dxa"/>
               <w:left w:w="100.0" w:type="dxa"/>
-              <w:bottom w:w="100.0" w:type="dxa"/>
+              <w:bottom w:w="80" w:type="dxa"/>
               <w:right w:w="100.0" w:type="dxa"/>
+              <w:start w:w="120" w:type="dxa"/>
+              <w:end w:w="120" w:type="dxa"/>
             </w:tcMar>
-            <w:vAlign w:val="top"/>
+            <w:vAlign w:val="center"/>
+            <w:shd w:fill="F2F2F2" w:val="clear"/>
           </w:tcPr>
           <w:p>
             <w:pPr>
+              <w:spacing w:before="0" w:after="40" w:line="240" w:lineRule="auto"/>
+              <w:jc w:val="left"/>
               <w:rPr/>
             </w:pPr>
             <w:r>
               <w:rPr>
+                <w:rFonts w:ascii="Arial" w:hAnsi="Arial" w:eastAsia="Arial" w:cs="Arial"/>
                 <w:rtl w:val="0"/>
+                <w:color w:val="111111"/>
+                <w:sz w:val="18"/>
+                <w:szCs w:val="18"/>
               </w:rPr>
             </w:r>
           </w:p>
         </w:tc>
         <w:tc>
           <w:tcPr>
+            <w:tcW w:type="dxa" w:w="1550"/>
             <w:tcBorders>
               <w:top w:color="000000" w:space="0" w:sz="0" w:val="nil"/>
               <w:left w:color="000000" w:space="0" w:sz="0" w:val="nil"/>
@@ -776,20 +1022,29 @@
               <w:right w:color="000000" w:space="0" w:sz="0" w:val="nil"/>
             </w:tcBorders>
             <w:tcMar>
-              <w:top w:w="100.0" w:type="dxa"/>
+              <w:top w:w="80" w:type="dxa"/>
               <w:left w:w="100.0" w:type="dxa"/>
-              <w:bottom w:w="100.0" w:type="dxa"/>
+              <w:bottom w:w="80" w:type="dxa"/>
               <w:right w:w="100.0" w:type="dxa"/>
+              <w:start w:w="120" w:type="dxa"/>
+              <w:end w:w="120" w:type="dxa"/>
             </w:tcMar>
-            <w:vAlign w:val="top"/>
+            <w:vAlign w:val="center"/>
+            <w:shd w:fill="F2F2F2" w:val="clear"/>
           </w:tcPr>
           <w:p>
             <w:pPr>
+              <w:spacing w:before="0" w:after="40" w:line="240" w:lineRule="auto"/>
+              <w:jc w:val="left"/>
               <w:rPr/>
             </w:pPr>
             <w:r>
               <w:rPr>
+                <w:rFonts w:ascii="Arial" w:hAnsi="Arial" w:eastAsia="Arial" w:cs="Arial"/>
                 <w:rtl w:val="0"/>
+                <w:color w:val="111111"/>
+                <w:sz w:val="18"/>
+                <w:szCs w:val="18"/>
               </w:rPr>
             </w:r>
           </w:p>
@@ -798,11 +1053,11 @@
       <w:tr>
         <w:trPr>
           <w:cantSplit w:val="0"/>
-          <w:trHeight w:val="515" w:hRule="atLeast"/>
           <w:tblHeader w:val="0"/>
         </w:trPr>
         <w:tc>
           <w:tcPr>
+            <w:tcW w:type="dxa" w:w="5590"/>
             <w:tcBorders>
               <w:top w:color="000000" w:space="0" w:sz="0" w:val="nil"/>
               <w:left w:color="000000" w:space="0" w:sz="0" w:val="nil"/>
@@ -810,20 +1065,29 @@
               <w:right w:color="000000" w:space="0" w:sz="0" w:val="nil"/>
             </w:tcBorders>
             <w:tcMar>
-              <w:top w:w="100.0" w:type="dxa"/>
+              <w:top w:w="80" w:type="dxa"/>
               <w:left w:w="100.0" w:type="dxa"/>
-              <w:bottom w:w="100.0" w:type="dxa"/>
+              <w:bottom w:w="80" w:type="dxa"/>
               <w:right w:w="100.0" w:type="dxa"/>
+              <w:start w:w="120" w:type="dxa"/>
+              <w:end w:w="120" w:type="dxa"/>
             </w:tcMar>
-            <w:vAlign w:val="top"/>
+            <w:vAlign w:val="center"/>
+            <w:shd w:fill="FFFFFF" w:val="clear"/>
           </w:tcPr>
           <w:p>
             <w:pPr>
+              <w:spacing w:before="0" w:after="40" w:line="240" w:lineRule="auto"/>
+              <w:jc w:val="left"/>
               <w:rPr/>
             </w:pPr>
             <w:r>
               <w:rPr>
+                <w:rFonts w:ascii="Arial" w:hAnsi="Arial" w:eastAsia="Arial" w:cs="Arial"/>
                 <w:rtl w:val="0"/>
+                <w:color w:val="111111"/>
+                <w:sz w:val="18"/>
+                <w:szCs w:val="18"/>
               </w:rPr>
               <w:t xml:space="preserve">Is it safe?</w:t>
             </w:r>
@@ -831,6 +1095,7 @@
         </w:tc>
         <w:tc>
           <w:tcPr>
+            <w:tcW w:type="dxa" w:w="2220"/>
             <w:tcBorders>
               <w:top w:color="000000" w:space="0" w:sz="0" w:val="nil"/>
               <w:left w:color="000000" w:space="0" w:sz="0" w:val="nil"/>
@@ -838,26 +1103,36 @@
               <w:right w:color="000000" w:space="0" w:sz="0" w:val="nil"/>
             </w:tcBorders>
             <w:tcMar>
-              <w:top w:w="100.0" w:type="dxa"/>
+              <w:top w:w="80" w:type="dxa"/>
               <w:left w:w="100.0" w:type="dxa"/>
-              <w:bottom w:w="100.0" w:type="dxa"/>
+              <w:bottom w:w="80" w:type="dxa"/>
               <w:right w:w="100.0" w:type="dxa"/>
+              <w:start w:w="120" w:type="dxa"/>
+              <w:end w:w="120" w:type="dxa"/>
             </w:tcMar>
-            <w:vAlign w:val="top"/>
+            <w:vAlign w:val="center"/>
+            <w:shd w:fill="FFFFFF" w:val="clear"/>
           </w:tcPr>
           <w:p>
             <w:pPr>
+              <w:spacing w:before="0" w:after="40" w:line="240" w:lineRule="auto"/>
+              <w:jc w:val="left"/>
               <w:rPr/>
             </w:pPr>
             <w:r>
               <w:rPr>
+                <w:rFonts w:ascii="Arial" w:hAnsi="Arial" w:eastAsia="Arial" w:cs="Arial"/>
                 <w:rtl w:val="0"/>
+                <w:color w:val="111111"/>
+                <w:sz w:val="18"/>
+                <w:szCs w:val="18"/>
               </w:rPr>
             </w:r>
           </w:p>
         </w:tc>
         <w:tc>
           <w:tcPr>
+            <w:tcW w:type="dxa" w:w="1550"/>
             <w:tcBorders>
               <w:top w:color="000000" w:space="0" w:sz="0" w:val="nil"/>
               <w:left w:color="000000" w:space="0" w:sz="0" w:val="nil"/>
@@ -865,20 +1140,29 @@
               <w:right w:color="000000" w:space="0" w:sz="0" w:val="nil"/>
             </w:tcBorders>
             <w:tcMar>
-              <w:top w:w="100.0" w:type="dxa"/>
+              <w:top w:w="80" w:type="dxa"/>
               <w:left w:w="100.0" w:type="dxa"/>
-              <w:bottom w:w="100.0" w:type="dxa"/>
+              <w:bottom w:w="80" w:type="dxa"/>
               <w:right w:w="100.0" w:type="dxa"/>
+              <w:start w:w="120" w:type="dxa"/>
+              <w:end w:w="120" w:type="dxa"/>
             </w:tcMar>
-            <w:vAlign w:val="top"/>
+            <w:vAlign w:val="center"/>
+            <w:shd w:fill="FFFFFF" w:val="clear"/>
           </w:tcPr>
           <w:p>
             <w:pPr>
+              <w:spacing w:before="0" w:after="40" w:line="240" w:lineRule="auto"/>
+              <w:jc w:val="left"/>
               <w:rPr/>
             </w:pPr>
             <w:r>
               <w:rPr>
+                <w:rFonts w:ascii="Arial" w:hAnsi="Arial" w:eastAsia="Arial" w:cs="Arial"/>
                 <w:rtl w:val="0"/>
+                <w:color w:val="111111"/>
+                <w:sz w:val="18"/>
+                <w:szCs w:val="18"/>
               </w:rPr>
             </w:r>
           </w:p>
@@ -887,11 +1171,11 @@
       <w:tr>
         <w:trPr>
           <w:cantSplit w:val="0"/>
-          <w:trHeight w:val="515" w:hRule="atLeast"/>
           <w:tblHeader w:val="0"/>
         </w:trPr>
         <w:tc>
           <w:tcPr>
+            <w:tcW w:type="dxa" w:w="5590"/>
             <w:tcBorders>
               <w:top w:color="000000" w:space="0" w:sz="0" w:val="nil"/>
               <w:left w:color="000000" w:space="0" w:sz="0" w:val="nil"/>
@@ -899,20 +1183,29 @@
               <w:right w:color="000000" w:space="0" w:sz="0" w:val="nil"/>
             </w:tcBorders>
             <w:tcMar>
-              <w:top w:w="100.0" w:type="dxa"/>
+              <w:top w:w="80" w:type="dxa"/>
               <w:left w:w="100.0" w:type="dxa"/>
-              <w:bottom w:w="100.0" w:type="dxa"/>
+              <w:bottom w:w="80" w:type="dxa"/>
               <w:right w:w="100.0" w:type="dxa"/>
+              <w:start w:w="120" w:type="dxa"/>
+              <w:end w:w="120" w:type="dxa"/>
             </w:tcMar>
-            <w:vAlign w:val="top"/>
+            <w:vAlign w:val="center"/>
+            <w:shd w:fill="F2F2F2" w:val="clear"/>
           </w:tcPr>
           <w:p>
             <w:pPr>
+              <w:spacing w:before="0" w:after="40" w:line="240" w:lineRule="auto"/>
+              <w:jc w:val="left"/>
               <w:rPr/>
             </w:pPr>
             <w:r>
               <w:rPr>
+                <w:rFonts w:ascii="Arial" w:hAnsi="Arial" w:eastAsia="Arial" w:cs="Arial"/>
                 <w:rtl w:val="0"/>
+                <w:color w:val="111111"/>
+                <w:sz w:val="18"/>
+                <w:szCs w:val="18"/>
               </w:rPr>
               <w:t xml:space="preserve">Is it ethical?</w:t>
             </w:r>
@@ -920,6 +1213,7 @@
         </w:tc>
         <w:tc>
           <w:tcPr>
+            <w:tcW w:type="dxa" w:w="2220"/>
             <w:tcBorders>
               <w:top w:color="000000" w:space="0" w:sz="0" w:val="nil"/>
               <w:left w:color="000000" w:space="0" w:sz="0" w:val="nil"/>
@@ -927,26 +1221,36 @@
               <w:right w:color="000000" w:space="0" w:sz="0" w:val="nil"/>
             </w:tcBorders>
             <w:tcMar>
-              <w:top w:w="100.0" w:type="dxa"/>
+              <w:top w:w="80" w:type="dxa"/>
               <w:left w:w="100.0" w:type="dxa"/>
-              <w:bottom w:w="100.0" w:type="dxa"/>
+              <w:bottom w:w="80" w:type="dxa"/>
               <w:right w:w="100.0" w:type="dxa"/>
+              <w:start w:w="120" w:type="dxa"/>
+              <w:end w:w="120" w:type="dxa"/>
             </w:tcMar>
-            <w:vAlign w:val="top"/>
+            <w:vAlign w:val="center"/>
+            <w:shd w:fill="F2F2F2" w:val="clear"/>
           </w:tcPr>
           <w:p>
             <w:pPr>
+              <w:spacing w:before="0" w:after="40" w:line="240" w:lineRule="auto"/>
+              <w:jc w:val="left"/>
               <w:rPr/>
             </w:pPr>
             <w:r>
               <w:rPr>
+                <w:rFonts w:ascii="Arial" w:hAnsi="Arial" w:eastAsia="Arial" w:cs="Arial"/>
                 <w:rtl w:val="0"/>
+                <w:color w:val="111111"/>
+                <w:sz w:val="18"/>
+                <w:szCs w:val="18"/>
               </w:rPr>
             </w:r>
           </w:p>
         </w:tc>
         <w:tc>
           <w:tcPr>
+            <w:tcW w:type="dxa" w:w="1550"/>
             <w:tcBorders>
               <w:top w:color="000000" w:space="0" w:sz="0" w:val="nil"/>
               <w:left w:color="000000" w:space="0" w:sz="0" w:val="nil"/>
@@ -954,20 +1258,29 @@
               <w:right w:color="000000" w:space="0" w:sz="0" w:val="nil"/>
             </w:tcBorders>
             <w:tcMar>
-              <w:top w:w="100.0" w:type="dxa"/>
+              <w:top w:w="80" w:type="dxa"/>
               <w:left w:w="100.0" w:type="dxa"/>
-              <w:bottom w:w="100.0" w:type="dxa"/>
+              <w:bottom w:w="80" w:type="dxa"/>
               <w:right w:w="100.0" w:type="dxa"/>
+              <w:start w:w="120" w:type="dxa"/>
+              <w:end w:w="120" w:type="dxa"/>
             </w:tcMar>
-            <w:vAlign w:val="top"/>
+            <w:vAlign w:val="center"/>
+            <w:shd w:fill="F2F2F2" w:val="clear"/>
           </w:tcPr>
           <w:p>
             <w:pPr>
+              <w:spacing w:before="0" w:after="40" w:line="240" w:lineRule="auto"/>
+              <w:jc w:val="left"/>
               <w:rPr/>
             </w:pPr>
             <w:r>
               <w:rPr>
+                <w:rFonts w:ascii="Arial" w:hAnsi="Arial" w:eastAsia="Arial" w:cs="Arial"/>
                 <w:rtl w:val="0"/>
+                <w:color w:val="111111"/>
+                <w:sz w:val="18"/>
+                <w:szCs w:val="18"/>
               </w:rPr>
             </w:r>
           </w:p>
@@ -976,11 +1289,11 @@
       <w:tr>
         <w:trPr>
           <w:cantSplit w:val="0"/>
-          <w:trHeight w:val="515" w:hRule="atLeast"/>
           <w:tblHeader w:val="0"/>
         </w:trPr>
         <w:tc>
           <w:tcPr>
+            <w:tcW w:type="dxa" w:w="5590"/>
             <w:tcBorders>
               <w:top w:color="000000" w:space="0" w:sz="0" w:val="nil"/>
               <w:left w:color="000000" w:space="0" w:sz="0" w:val="nil"/>
@@ -988,20 +1301,29 @@
               <w:right w:color="000000" w:space="0" w:sz="0" w:val="nil"/>
             </w:tcBorders>
             <w:tcMar>
-              <w:top w:w="100.0" w:type="dxa"/>
+              <w:top w:w="80" w:type="dxa"/>
               <w:left w:w="100.0" w:type="dxa"/>
-              <w:bottom w:w="100.0" w:type="dxa"/>
+              <w:bottom w:w="80" w:type="dxa"/>
               <w:right w:w="100.0" w:type="dxa"/>
+              <w:start w:w="120" w:type="dxa"/>
+              <w:end w:w="120" w:type="dxa"/>
             </w:tcMar>
-            <w:vAlign w:val="top"/>
+            <w:vAlign w:val="center"/>
+            <w:shd w:fill="FFFFFF" w:val="clear"/>
           </w:tcPr>
           <w:p>
             <w:pPr>
+              <w:spacing w:before="0" w:after="40" w:line="240" w:lineRule="auto"/>
+              <w:jc w:val="left"/>
               <w:rPr/>
             </w:pPr>
             <w:r>
               <w:rPr>
+                <w:rFonts w:ascii="Arial" w:hAnsi="Arial" w:eastAsia="Arial" w:cs="Arial"/>
                 <w:rtl w:val="0"/>
+                <w:color w:val="111111"/>
+                <w:sz w:val="18"/>
+                <w:szCs w:val="18"/>
               </w:rPr>
               <w:t xml:space="preserve">Is it more than a simple demonstration?</w:t>
             </w:r>
@@ -1009,6 +1331,7 @@
         </w:tc>
         <w:tc>
           <w:tcPr>
+            <w:tcW w:type="dxa" w:w="2220"/>
             <w:tcBorders>
               <w:top w:color="000000" w:space="0" w:sz="0" w:val="nil"/>
               <w:left w:color="000000" w:space="0" w:sz="0" w:val="nil"/>
@@ -1016,26 +1339,36 @@
               <w:right w:color="000000" w:space="0" w:sz="0" w:val="nil"/>
             </w:tcBorders>
             <w:tcMar>
-              <w:top w:w="100.0" w:type="dxa"/>
+              <w:top w:w="80" w:type="dxa"/>
               <w:left w:w="100.0" w:type="dxa"/>
-              <w:bottom w:w="100.0" w:type="dxa"/>
+              <w:bottom w:w="80" w:type="dxa"/>
               <w:right w:w="100.0" w:type="dxa"/>
+              <w:start w:w="120" w:type="dxa"/>
+              <w:end w:w="120" w:type="dxa"/>
             </w:tcMar>
-            <w:vAlign w:val="top"/>
+            <w:vAlign w:val="center"/>
+            <w:shd w:fill="FFFFFF" w:val="clear"/>
           </w:tcPr>
           <w:p>
             <w:pPr>
+              <w:spacing w:before="0" w:after="40" w:line="240" w:lineRule="auto"/>
+              <w:jc w:val="left"/>
               <w:rPr/>
             </w:pPr>
             <w:r>
               <w:rPr>
+                <w:rFonts w:ascii="Arial" w:hAnsi="Arial" w:eastAsia="Arial" w:cs="Arial"/>
                 <w:rtl w:val="0"/>
+                <w:color w:val="111111"/>
+                <w:sz w:val="18"/>
+                <w:szCs w:val="18"/>
               </w:rPr>
             </w:r>
           </w:p>
         </w:tc>
         <w:tc>
           <w:tcPr>
+            <w:tcW w:type="dxa" w:w="1550"/>
             <w:tcBorders>
               <w:top w:color="000000" w:space="0" w:sz="0" w:val="nil"/>
               <w:left w:color="000000" w:space="0" w:sz="0" w:val="nil"/>
@@ -1043,20 +1376,29 @@
               <w:right w:color="000000" w:space="0" w:sz="0" w:val="nil"/>
             </w:tcBorders>
             <w:tcMar>
-              <w:top w:w="100.0" w:type="dxa"/>
+              <w:top w:w="80" w:type="dxa"/>
               <w:left w:w="100.0" w:type="dxa"/>
-              <w:bottom w:w="100.0" w:type="dxa"/>
+              <w:bottom w:w="80" w:type="dxa"/>
               <w:right w:w="100.0" w:type="dxa"/>
+              <w:start w:w="120" w:type="dxa"/>
+              <w:end w:w="120" w:type="dxa"/>
             </w:tcMar>
-            <w:vAlign w:val="top"/>
+            <w:vAlign w:val="center"/>
+            <w:shd w:fill="FFFFFF" w:val="clear"/>
           </w:tcPr>
           <w:p>
             <w:pPr>
+              <w:spacing w:before="0" w:after="40" w:line="240" w:lineRule="auto"/>
+              <w:jc w:val="left"/>
               <w:rPr/>
             </w:pPr>
             <w:r>
               <w:rPr>
+                <w:rFonts w:ascii="Arial" w:hAnsi="Arial" w:eastAsia="Arial" w:cs="Arial"/>
                 <w:rtl w:val="0"/>
+                <w:color w:val="111111"/>
+                <w:sz w:val="18"/>
+                <w:szCs w:val="18"/>
               </w:rPr>
             </w:r>
           </w:p>
@@ -1065,11 +1407,11 @@
       <w:tr>
         <w:trPr>
           <w:cantSplit w:val="0"/>
-          <w:trHeight w:val="515" w:hRule="atLeast"/>
           <w:tblHeader w:val="0"/>
         </w:trPr>
         <w:tc>
           <w:tcPr>
+            <w:tcW w:type="dxa" w:w="5590"/>
             <w:tcBorders>
               <w:top w:color="000000" w:space="0" w:sz="0" w:val="nil"/>
               <w:left w:color="000000" w:space="0" w:sz="0" w:val="nil"/>
@@ -1077,20 +1419,29 @@
               <w:right w:color="000000" w:space="0" w:sz="0" w:val="nil"/>
             </w:tcBorders>
             <w:tcMar>
-              <w:top w:w="100.0" w:type="dxa"/>
+              <w:top w:w="80" w:type="dxa"/>
               <w:left w:w="100.0" w:type="dxa"/>
-              <w:bottom w:w="100.0" w:type="dxa"/>
+              <w:bottom w:w="80" w:type="dxa"/>
               <w:right w:w="100.0" w:type="dxa"/>
+              <w:start w:w="120" w:type="dxa"/>
+              <w:end w:w="120" w:type="dxa"/>
             </w:tcMar>
-            <w:vAlign w:val="top"/>
+            <w:vAlign w:val="center"/>
+            <w:shd w:fill="F2F2F2" w:val="clear"/>
           </w:tcPr>
           <w:p>
             <w:pPr>
+              <w:spacing w:before="0" w:after="40" w:line="240" w:lineRule="auto"/>
+              <w:jc w:val="left"/>
               <w:rPr/>
             </w:pPr>
             <w:r>
               <w:rPr>
+                <w:rFonts w:ascii="Arial" w:hAnsi="Arial" w:eastAsia="Arial" w:cs="Arial"/>
                 <w:rtl w:val="0"/>
+                <w:color w:val="111111"/>
+                <w:sz w:val="18"/>
+                <w:szCs w:val="18"/>
               </w:rPr>
               <w:t xml:space="preserve">Does it interest you enough to work on it for months?</w:t>
             </w:r>
@@ -1098,6 +1449,7 @@
         </w:tc>
         <w:tc>
           <w:tcPr>
+            <w:tcW w:type="dxa" w:w="2220"/>
             <w:tcBorders>
               <w:top w:color="000000" w:space="0" w:sz="0" w:val="nil"/>
               <w:left w:color="000000" w:space="0" w:sz="0" w:val="nil"/>
@@ -1105,26 +1457,36 @@
               <w:right w:color="000000" w:space="0" w:sz="0" w:val="nil"/>
             </w:tcBorders>
             <w:tcMar>
-              <w:top w:w="100.0" w:type="dxa"/>
+              <w:top w:w="80" w:type="dxa"/>
               <w:left w:w="100.0" w:type="dxa"/>
-              <w:bottom w:w="100.0" w:type="dxa"/>
+              <w:bottom w:w="80" w:type="dxa"/>
               <w:right w:w="100.0" w:type="dxa"/>
+              <w:start w:w="120" w:type="dxa"/>
+              <w:end w:w="120" w:type="dxa"/>
             </w:tcMar>
-            <w:vAlign w:val="top"/>
+            <w:vAlign w:val="center"/>
+            <w:shd w:fill="F2F2F2" w:val="clear"/>
           </w:tcPr>
           <w:p>
             <w:pPr>
+              <w:spacing w:before="0" w:after="40" w:line="240" w:lineRule="auto"/>
+              <w:jc w:val="left"/>
               <w:rPr/>
             </w:pPr>
             <w:r>
               <w:rPr>
+                <w:rFonts w:ascii="Arial" w:hAnsi="Arial" w:eastAsia="Arial" w:cs="Arial"/>
                 <w:rtl w:val="0"/>
+                <w:color w:val="111111"/>
+                <w:sz w:val="18"/>
+                <w:szCs w:val="18"/>
               </w:rPr>
             </w:r>
           </w:p>
         </w:tc>
         <w:tc>
           <w:tcPr>
+            <w:tcW w:type="dxa" w:w="1550"/>
             <w:tcBorders>
               <w:top w:color="000000" w:space="0" w:sz="0" w:val="nil"/>
               <w:left w:color="000000" w:space="0" w:sz="0" w:val="nil"/>
@@ -1132,20 +1494,29 @@
               <w:right w:color="000000" w:space="0" w:sz="0" w:val="nil"/>
             </w:tcBorders>
             <w:tcMar>
-              <w:top w:w="100.0" w:type="dxa"/>
+              <w:top w:w="80" w:type="dxa"/>
               <w:left w:w="100.0" w:type="dxa"/>
-              <w:bottom w:w="100.0" w:type="dxa"/>
+              <w:bottom w:w="80" w:type="dxa"/>
               <w:right w:w="100.0" w:type="dxa"/>
+              <w:start w:w="120" w:type="dxa"/>
+              <w:end w:w="120" w:type="dxa"/>
             </w:tcMar>
-            <w:vAlign w:val="top"/>
+            <w:vAlign w:val="center"/>
+            <w:shd w:fill="F2F2F2" w:val="clear"/>
           </w:tcPr>
           <w:p>
             <w:pPr>
+              <w:spacing w:before="0" w:after="40" w:line="240" w:lineRule="auto"/>
+              <w:jc w:val="left"/>
               <w:rPr/>
             </w:pPr>
             <w:r>
               <w:rPr>
+                <w:rFonts w:ascii="Arial" w:hAnsi="Arial" w:eastAsia="Arial" w:cs="Arial"/>
                 <w:rtl w:val="0"/>
+                <w:color w:val="111111"/>
+                <w:sz w:val="18"/>
+                <w:szCs w:val="18"/>
               </w:rPr>
             </w:r>
           </w:p>
@@ -1169,11 +1540,13 @@
       <w:bookmarkEnd w:id="77"/>
       <w:r>
         <w:rPr>
+          <w:rFonts w:ascii="Arial" w:hAnsi="Arial" w:eastAsia="Arial" w:cs="Arial"/>
           <w:b w:val="1"/>
           <w:bCs w:val="1"/>
-          <w:sz w:val="34"/>
-          <w:szCs w:val="34"/>
+          <w:sz w:val="22"/>
+          <w:szCs w:val="22"/>
           <w:rtl w:val="0"/>
+          <w:color w:val="111111"/>
         </w:rPr>
         <w:t xml:space="preserve">Stoplight Rating</w:t>
       </w:r>
@@ -1185,7 +1558,11 @@
       </w:pPr>
       <w:r>
         <w:rPr>
+          <w:rFonts w:ascii="Arial" w:hAnsi="Arial" w:eastAsia="Arial" w:cs="Arial"/>
           <w:rtl w:val="0"/>
+          <w:color w:val="111111"/>
+          <w:sz w:val="19"/>
+          <w:szCs w:val="19"/>
         </w:rPr>
         <w:t xml:space="preserve">Circle one:</w:t>
       </w:r>
@@ -1197,7 +1574,11 @@
       </w:pPr>
       <w:r>
         <w:rPr>
+          <w:rFonts w:ascii="Arial" w:hAnsi="Arial" w:eastAsia="Arial" w:cs="Arial"/>
           <w:rtl w:val="0"/>
+          <w:color w:val="111111"/>
+          <w:sz w:val="19"/>
+          <w:szCs w:val="19"/>
         </w:rPr>
         <w:t xml:space="preserve">Green: Promising direction</w:t>
         <w:br w:type="textWrapping"/>
@@ -1223,61 +1604,139 @@
       <w:bookmarkEnd w:id="78"/>
       <w:r>
         <w:rPr>
+          <w:rFonts w:ascii="Arial" w:hAnsi="Arial" w:eastAsia="Arial" w:cs="Arial"/>
           <w:b w:val="1"/>
           <w:bCs w:val="1"/>
-          <w:sz w:val="34"/>
-          <w:szCs w:val="34"/>
+          <w:sz w:val="22"/>
+          <w:szCs w:val="22"/>
           <w:rtl w:val="0"/>
+          <w:color w:val="111111"/>
         </w:rPr>
         <w:t xml:space="preserve">Revision</w:t>
       </w:r>
     </w:p>
     <w:p>
       <w:pPr>
+        <w:pStyle w:val="STARLABPrompt"/>
         <w:spacing w:after="240" w:before="240" w:lineRule="auto"/>
         <w:rPr/>
       </w:pPr>
       <w:r>
         <w:rPr>
+          <w:rFonts w:ascii="Arial" w:hAnsi="Arial" w:eastAsia="Arial" w:cs="Arial"/>
           <w:rtl w:val="0"/>
+          <w:color w:val="111111"/>
+          <w:sz w:val="20"/>
+          <w:szCs w:val="20"/>
+          <w:b w:val="1"/>
         </w:rPr>
         <w:t xml:space="preserve">How could this question or problem be improved?</w:t>
       </w:r>
     </w:p>
     <w:p>
       <w:pPr>
+        <w:pStyle w:val="STARLABResponseLine"/>
+        <w:spacing w:line="300" w:lineRule="exact" w:after="60"/>
+        <w:pBdr>
+          <w:bottom w:val="single" w:sz="6" w:space="1" w:color="D9D9D9"/>
+        </w:pBdr>
+      </w:pPr>
+    </w:p>
+    <w:p>
+      <w:pPr>
         <w:spacing w:after="240" w:before="240" w:lineRule="auto"/>
         <w:rPr/>
       </w:pPr>
       <w:r>
         <w:rPr>
+          <w:rFonts w:ascii="Arial" w:hAnsi="Arial" w:eastAsia="Arial" w:cs="Arial"/>
           <w:rtl w:val="0"/>
+          <w:color w:val="111111"/>
+          <w:sz w:val="19"/>
+          <w:szCs w:val="19"/>
         </w:rPr>
         <w:t xml:space="preserve">Revised question or problem statement:</w:t>
       </w:r>
     </w:p>
     <w:p>
       <w:pPr>
+        <w:spacing w:after="40"/>
         <w:rPr/>
       </w:pPr>
       <w:r>
+        <w:rPr>
+          <w:rFonts w:ascii="Arial" w:hAnsi="Arial" w:eastAsia="Arial" w:cs="Arial"/>
+          <w:color w:val="111111"/>
+          <w:sz w:val="19"/>
+          <w:szCs w:val="19"/>
+        </w:rPr>
         <w:pict>
           <v:rect style="width:0.0pt;height:1.5pt" o:hr="t" o:hrstd="t" o:hralign="center" fillcolor="#A0A0A0" stroked="f"/>
         </w:pict>
       </w:r>
       <w:r>
         <w:rPr>
+          <w:rFonts w:ascii="Arial" w:hAnsi="Arial" w:eastAsia="Arial" w:cs="Arial"/>
           <w:rtl w:val="0"/>
+          <w:color w:val="111111"/>
+          <w:sz w:val="19"/>
+          <w:szCs w:val="19"/>
         </w:rPr>
       </w:r>
     </w:p>
     <w:sectPr>
-      <w:pgSz w:h="15840" w:w="12240" w:orient="portrait"/>
-      <w:pgMar w:bottom="1440" w:top="1440" w:left="1440" w:right="1440" w:header="720" w:footer="720"/>
+      <w:headerReference w:type="default" r:id="rId6"/>
+      <w:footerReference w:type="default" r:id="rId7"/>
+      <w:pgSz w:h="15840" w:w="12240"/>
+      <w:pgMar w:bottom="936" w:top="936" w:left="1440" w:right="1440" w:header="504" w:footer="504"/>
       <w:pgNumType w:start="1"/>
     </w:sectPr>
   </w:body>
 </w:document>
+</file>
+
+<file path=word/footer1.xml><?xml version="1.0" encoding="utf-8"?>
+<w:ftr xmlns:m="http://schemas.openxmlformats.org/officeDocument/2006/math" xmlns:mc="http://schemas.openxmlformats.org/markup-compatibility/2006" xmlns:mo="http://schemas.microsoft.com/office/mac/office/2008/main" xmlns:mv="urn:schemas-microsoft-com:mac:vml" xmlns:o="urn:schemas-microsoft-com:office:office" xmlns:r="http://schemas.openxmlformats.org/officeDocument/2006/relationships" xmlns:v="urn:schemas-microsoft-com:vml" xmlns:w10="urn:schemas-microsoft-com:office:word" xmlns:w14="http://schemas.microsoft.com/office/word/2010/wordml" xmlns:w="http://schemas.openxmlformats.org/wordprocessingml/2006/main" xmlns:wne="http://schemas.microsoft.com/office/word/2006/wordml" xmlns:wp14="http://schemas.microsoft.com/office/word/2010/wordprocessingDrawing" xmlns:wp="http://schemas.openxmlformats.org/drawingml/2006/wordprocessingDrawing" xmlns:wpc="http://schemas.microsoft.com/office/word/2010/wordprocessingCanvas" xmlns:wpg="http://schemas.microsoft.com/office/word/2010/wordprocessingGroup" xmlns:wpi="http://schemas.microsoft.com/office/word/2010/wordprocessingInk" xmlns:wps="http://schemas.microsoft.com/office/word/2010/wordprocessingShape" mc:Ignorable="w14 wp14">
+  <w:p>
+    <w:pPr>
+      <w:pStyle w:val="Footer"/>
+      <w:spacing w:before="40" w:after="0"/>
+      <w:jc w:val="center"/>
+    </w:pPr>
+    <w:r>
+      <w:rPr>
+        <w:rFonts w:ascii="Arial" w:hAnsi="Arial" w:eastAsia="Arial" w:cs="Arial"/>
+        <w:color w:val="555555"/>
+        <w:sz w:val="16"/>
+        <w:szCs w:val="16"/>
+        <w:b w:val="0"/>
+      </w:rPr>
+      <w:t xml:space="preserve">STARLAB | UNIT 1 | STUDENT HANDOUT 7 | PAGE </w:t>
+    </w:r>
+    <w:r>
+      <w:rPr>
+        <w:rFonts w:ascii="Arial" w:hAnsi="Arial" w:eastAsia="Arial" w:cs="Arial"/>
+        <w:color w:val="555555"/>
+        <w:sz w:val="16"/>
+        <w:szCs w:val="16"/>
+        <w:b w:val="0"/>
+      </w:rPr>
+      <w:fldChar w:fldCharType="begin"/>
+      <w:instrText xml:space="preserve"> PAGE </w:instrText>
+      <w:fldChar w:fldCharType="end"/>
+    </w:r>
+  </w:p>
+</w:ftr>
+</file>
+
+<file path=word/header1.xml><?xml version="1.0" encoding="utf-8"?>
+<w:hdr xmlns:m="http://schemas.openxmlformats.org/officeDocument/2006/math" xmlns:mc="http://schemas.openxmlformats.org/markup-compatibility/2006" xmlns:mo="http://schemas.microsoft.com/office/mac/office/2008/main" xmlns:mv="urn:schemas-microsoft-com:mac:vml" xmlns:o="urn:schemas-microsoft-com:office:office" xmlns:r="http://schemas.openxmlformats.org/officeDocument/2006/relationships" xmlns:v="urn:schemas-microsoft-com:vml" xmlns:w10="urn:schemas-microsoft-com:office:word" xmlns:w14="http://schemas.microsoft.com/office/word/2010/wordml" xmlns:w="http://schemas.openxmlformats.org/wordprocessingml/2006/main" xmlns:wne="http://schemas.microsoft.com/office/word/2006/wordml" xmlns:wp14="http://schemas.microsoft.com/office/word/2010/wordprocessingDrawing" xmlns:wp="http://schemas.openxmlformats.org/drawingml/2006/wordprocessingDrawing" xmlns:wpc="http://schemas.microsoft.com/office/word/2010/wordprocessingCanvas" xmlns:wpg="http://schemas.microsoft.com/office/word/2010/wordprocessingGroup" xmlns:wpi="http://schemas.microsoft.com/office/word/2010/wordprocessingInk" xmlns:wps="http://schemas.microsoft.com/office/word/2010/wordprocessingShape" mc:Ignorable="w14 wp14">
+  <w:p>
+    <w:pPr>
+      <w:pStyle w:val="Header"/>
+    </w:pPr>
+  </w:p>
+</w:hdr>
 </file>
 
 <file path=word/numbering.xml><?xml version="1.0" encoding="utf-8"?>
@@ -9451,19 +9910,32 @@
   </w:style>
   <w:style w:type="paragraph" w:styleId="Normal" w:default="1">
     <w:name w:val="normal"/>
+    <w:pPr>
+      <w:keepLines w:val="0"/>
+      <w:spacing w:before="0" w:after="60" w:line="247" w:lineRule="auto"/>
+    </w:pPr>
+    <w:rPr>
+      <w:rFonts w:ascii="Arial" w:hAnsi="Arial" w:eastAsia="Arial"/>
+      <w:b w:val="0"/>
+      <w:color w:val="111111"/>
+      <w:sz w:val="19"/>
+    </w:rPr>
   </w:style>
   <w:style w:type="paragraph" w:styleId="Heading1">
     <w:name w:val="heading 1"/>
     <w:basedOn w:val="Normal"/>
     <w:next w:val="Normal"/>
     <w:pPr>
-      <w:keepNext w:val="1"/>
+      <w:keepNext/>
       <w:keepLines w:val="1"/>
       <w:pageBreakBefore w:val="0"/>
-      <w:spacing w:after="120" w:before="400" w:lineRule="auto"/>
+      <w:spacing w:after="60" w:before="180" w:lineRule="auto" w:line="240"/>
     </w:pPr>
     <w:rPr>
-      <w:sz w:val="40"/>
+      <w:rFonts w:ascii="Arial" w:hAnsi="Arial" w:eastAsia="Arial"/>
+      <w:b/>
+      <w:color w:val="E31B23"/>
+      <w:sz w:val="27"/>
       <w:szCs w:val="40"/>
     </w:rPr>
   </w:style>
@@ -9472,15 +9944,17 @@
     <w:basedOn w:val="Normal"/>
     <w:next w:val="Normal"/>
     <w:pPr>
-      <w:keepNext w:val="1"/>
+      <w:keepNext/>
       <w:keepLines w:val="1"/>
       <w:pageBreakBefore w:val="0"/>
-      <w:spacing w:after="120" w:before="360" w:lineRule="auto"/>
+      <w:spacing w:after="40" w:before="120" w:lineRule="auto" w:line="240"/>
     </w:pPr>
     <w:rPr>
-      <w:b w:val="0"/>
+      <w:rFonts w:ascii="Arial" w:hAnsi="Arial" w:eastAsia="Arial"/>
+      <w:b/>
       <w:bCs w:val="0"/>
-      <w:sz w:val="32"/>
+      <w:color w:val="111111"/>
+      <w:sz w:val="22"/>
       <w:szCs w:val="32"/>
     </w:rPr>
   </w:style>
@@ -9489,16 +9963,17 @@
     <w:basedOn w:val="Normal"/>
     <w:next w:val="Normal"/>
     <w:pPr>
-      <w:keepNext w:val="1"/>
+      <w:keepNext/>
       <w:keepLines w:val="1"/>
       <w:pageBreakBefore w:val="0"/>
-      <w:spacing w:after="80" w:before="320" w:lineRule="auto"/>
+      <w:spacing w:after="40" w:before="100" w:lineRule="auto" w:line="240"/>
     </w:pPr>
     <w:rPr>
-      <w:b w:val="0"/>
+      <w:rFonts w:ascii="Arial" w:hAnsi="Arial" w:eastAsia="Arial"/>
+      <w:b/>
       <w:bCs w:val="0"/>
-      <w:color w:val="434343"/>
-      <w:sz w:val="28"/>
+      <w:color w:val="555555"/>
+      <w:sz w:val="20"/>
       <w:szCs w:val="28"/>
     </w:rPr>
   </w:style>
@@ -9641,6 +10116,117 @@
       <w:tblStyleColBandSize w:val="1"/>
       <w:tblCellMar/>
     </w:tblPr>
+  </w:style>
+  <w:style w:type="paragraph" w:customStyle="1" w:styleId="STARLABKicker">
+    <w:name w:val="STARLAB Kicker"/>
+    <w:pPr>
+      <w:spacing w:before="0" w:after="60" w:line="240" w:lineRule="auto"/>
+    </w:pPr>
+    <w:rPr>
+      <w:rFonts w:ascii="Arial" w:hAnsi="Arial" w:eastAsia="Arial"/>
+      <w:b/>
+      <w:caps/>
+      <w:color w:val="E31B23"/>
+      <w:sz w:val="18"/>
+    </w:rPr>
+  </w:style>
+  <w:style w:type="paragraph" w:customStyle="1" w:styleId="STARLABResourceTitle">
+    <w:name w:val="STARLAB Resource Title"/>
+    <w:pPr>
+      <w:spacing w:before="0" w:after="60" w:line="240" w:lineRule="auto"/>
+    </w:pPr>
+    <w:rPr>
+      <w:rFonts w:ascii="Arial" w:hAnsi="Arial" w:eastAsia="Arial"/>
+      <w:b/>
+      <w:color w:val="111111"/>
+      <w:sz w:val="38"/>
+    </w:rPr>
+  </w:style>
+  <w:style w:type="paragraph" w:customStyle="1" w:styleId="STARLABResourceMeta">
+    <w:name w:val="STARLAB Resource Meta"/>
+    <w:pPr>
+      <w:spacing w:before="0" w:after="80" w:line="240" w:lineRule="auto"/>
+    </w:pPr>
+    <w:rPr>
+      <w:rFonts w:ascii="Arial" w:hAnsi="Arial" w:eastAsia="Arial"/>
+      <w:b/>
+      <w:color w:val="555555"/>
+      <w:sz w:val="17"/>
+    </w:rPr>
+  </w:style>
+  <w:style w:type="paragraph" w:customStyle="1" w:styleId="STARLABDivider">
+    <w:name w:val="STARLAB Divider"/>
+    <w:pPr>
+      <w:spacing w:before="0" w:after="160" w:line="240" w:lineRule="auto"/>
+    </w:pPr>
+    <w:rPr>
+      <w:rFonts w:ascii="Arial" w:hAnsi="Arial" w:eastAsia="Arial"/>
+      <w:b w:val="0"/>
+      <w:color w:val="E31B23"/>
+      <w:sz w:val="4"/>
+    </w:rPr>
+  </w:style>
+  <w:style w:type="paragraph" w:customStyle="1" w:styleId="STARLABPrompt">
+    <w:name w:val="STARLAB Prompt"/>
+    <w:pPr>
+      <w:spacing w:before="60" w:after="40" w:line="247" w:lineRule="auto"/>
+    </w:pPr>
+    <w:rPr>
+      <w:rFonts w:ascii="Arial" w:hAnsi="Arial" w:eastAsia="Arial"/>
+      <w:b/>
+      <w:color w:val="111111"/>
+      <w:sz w:val="20"/>
+    </w:rPr>
+  </w:style>
+  <w:style w:type="paragraph" w:customStyle="1" w:styleId="STARLABUseNote">
+    <w:name w:val="STARLAB Use Note"/>
+    <w:pPr>
+      <w:spacing w:before="0" w:after="80" w:line="247" w:lineRule="auto"/>
+    </w:pPr>
+    <w:rPr>
+      <w:rFonts w:ascii="Arial" w:hAnsi="Arial" w:eastAsia="Arial"/>
+      <w:b w:val="0"/>
+      <w:color w:val="555555"/>
+      <w:sz w:val="18"/>
+    </w:rPr>
+  </w:style>
+  <w:style w:type="paragraph" w:customStyle="1" w:styleId="STARLABResponseLine">
+    <w:name w:val="STARLAB Response Line"/>
+    <w:pPr>
+      <w:spacing w:before="0" w:after="60" w:line="240" w:lineRule="auto"/>
+    </w:pPr>
+    <w:rPr>
+      <w:rFonts w:ascii="Arial" w:hAnsi="Arial" w:eastAsia="Arial"/>
+      <w:b w:val="0"/>
+      <w:color w:val="111111"/>
+      <w:sz w:val="20"/>
+    </w:rPr>
+  </w:style>
+  <w:style w:type="paragraph" w:customStyle="1" w:styleId="ListBullet">
+    <w:name w:val="List Bullet"/>
+    <w:pPr>
+      <w:spacing w:before="0" w:after="60" w:line="247" w:lineRule="auto"/>
+      <w:ind w:left="547" w:hanging="274"/>
+    </w:pPr>
+    <w:rPr>
+      <w:rFonts w:ascii="Arial" w:hAnsi="Arial" w:eastAsia="Arial"/>
+      <w:b w:val="0"/>
+      <w:color w:val="111111"/>
+      <w:sz w:val="19"/>
+    </w:rPr>
+  </w:style>
+  <w:style w:type="paragraph" w:customStyle="1" w:styleId="ListNumber">
+    <w:name w:val="List Number"/>
+    <w:pPr>
+      <w:spacing w:before="0" w:after="60" w:line="247" w:lineRule="auto"/>
+      <w:ind w:left="547" w:hanging="274"/>
+    </w:pPr>
+    <w:rPr>
+      <w:rFonts w:ascii="Arial" w:hAnsi="Arial" w:eastAsia="Arial"/>
+      <w:b w:val="0"/>
+      <w:color w:val="111111"/>
+      <w:sz w:val="19"/>
+    </w:rPr>
   </w:style>
 </w:styles>
 </file>
